--- a/HRCP-KKU-Academic/src/main/resources/templates/docx/Phase2/p2doc_6.docx
+++ b/HRCP-KKU-Academic/src/main/resources/templates/docx/Phase2/p2doc_6.docx
@@ -1,6 +1,6 @@
 
 <file path=word/document.xml><?xml version="1.0" encoding="utf-8"?>
-<w:document xmlns:wpc="http://schemas.microsoft.com/office/word/2010/wordprocessingCanvas" xmlns:cx="http://schemas.microsoft.com/office/drawing/2014/chartex" xmlns:cx1="http://schemas.microsoft.com/office/drawing/2015/9/8/chartex" xmlns:cx2="http://schemas.microsoft.com/office/drawing/2015/10/21/chartex" xmlns:cx3="http://schemas.microsoft.com/office/drawing/2016/5/9/chartex" xmlns:cx4="http://schemas.microsoft.com/office/drawing/2016/5/10/chartex" xmlns:cx5="http://schemas.microsoft.com/office/drawing/2016/5/11/chartex" xmlns:cx6="http://schemas.microsoft.com/office/drawing/2016/5/12/chartex" xmlns:cx7="http://schemas.microsoft.com/office/drawing/2016/5/13/chartex" xmlns:cx8="http://schemas.microsoft.com/office/drawing/2016/5/14/chartex" xmlns:mc="http://schemas.openxmlformats.org/markup-compatibility/2006" xmlns:aink="http://schemas.microsoft.com/office/drawing/2016/ink" xmlns:am3d="http://schemas.microsoft.com/office/drawing/2017/model3d" xmlns:o="urn:schemas-microsoft-com:office:office" xmlns:oel="http://schemas.microsoft.com/office/2019/extlst" xmlns:r="http://schemas.openxmlformats.org/officeDocument/2006/relationships" xmlns:m="http://schemas.openxmlformats.org/officeDocument/2006/math" xmlns:v="urn:schemas-microsoft-com:vml" xmlns:wp14="http://schemas.microsoft.com/office/word/2010/wordprocessingDrawing" xmlns:wp="http://schemas.openxmlformats.org/drawingml/2006/wordprocessingDrawing" xmlns:w10="urn:schemas-microsoft-com:office:word" xmlns:w="http://schemas.openxmlformats.org/wordprocessingml/2006/main" xmlns:w14="http://schemas.microsoft.com/office/word/2010/wordml" xmlns:w15="http://schemas.microsoft.com/office/word/2012/wordml" xmlns:w16cex="http://schemas.microsoft.com/office/word/2018/wordml/cex" xmlns:w16cid="http://schemas.microsoft.com/office/word/2016/wordml/cid" xmlns:w16="http://schemas.microsoft.com/office/word/2018/wordml" xmlns:w16du="http://schemas.microsoft.com/office/word/2023/wordml/word16du" xmlns:w16sdtdh="http://schemas.microsoft.com/office/word/2020/wordml/sdtdatahash" xmlns:w16sdtfl="http://schemas.microsoft.com/office/word/2024/wordml/sdtformatlock" xmlns:w16se="http://schemas.microsoft.com/office/word/2015/wordml/symex" xmlns:wpg="http://schemas.microsoft.com/office/word/2010/wordprocessingGroup" xmlns:wpi="http://schemas.microsoft.com/office/word/2010/wordprocessingInk" xmlns:wne="http://schemas.microsoft.com/office/word/2006/wordml" xmlns:wps="http://schemas.microsoft.com/office/word/2010/wordprocessingShape" mc:Ignorable="w14 w15 w16se w16cid w16 w16cex w16sdtdh w16sdtfl w16du wp14">
+<w:document xmlns:wpc="http://schemas.microsoft.com/office/word/2010/wordprocessingCanvas" xmlns:cx="http://schemas.microsoft.com/office/drawing/2014/chartex" xmlns:cx1="http://schemas.microsoft.com/office/drawing/2015/9/8/chartex" xmlns:cx2="http://schemas.microsoft.com/office/drawing/2015/10/21/chartex" xmlns:cx3="http://schemas.microsoft.com/office/drawing/2016/5/9/chartex" xmlns:cx4="http://schemas.microsoft.com/office/drawing/2016/5/10/chartex" xmlns:cx5="http://schemas.microsoft.com/office/drawing/2016/5/11/chartex" xmlns:cx6="http://schemas.microsoft.com/office/drawing/2016/5/12/chartex" xmlns:cx7="http://schemas.microsoft.com/office/drawing/2016/5/13/chartex" xmlns:cx8="http://schemas.microsoft.com/office/drawing/2016/5/14/chartex" xmlns:mc="http://schemas.openxmlformats.org/markup-compatibility/2006" xmlns:aink="http://schemas.microsoft.com/office/drawing/2016/ink" xmlns:am3d="http://schemas.microsoft.com/office/drawing/2017/model3d" xmlns:o="urn:schemas-microsoft-com:office:office" xmlns:oel="http://schemas.microsoft.com/office/2019/extlst" xmlns:r="http://schemas.openxmlformats.org/officeDocument/2006/relationships" xmlns:m="http://schemas.openxmlformats.org/officeDocument/2006/math" xmlns:v="urn:schemas-microsoft-com:vml" xmlns:wp14="http://schemas.microsoft.com/office/word/2010/wordprocessingDrawing" xmlns:wp="http://schemas.openxmlformats.org/drawingml/2006/wordprocessingDrawing" xmlns:w10="urn:schemas-microsoft-com:office:word" xmlns:w="http://schemas.openxmlformats.org/wordprocessingml/2006/main" xmlns:w14="http://schemas.microsoft.com/office/word/2010/wordml" xmlns:w15="http://schemas.microsoft.com/office/word/2012/wordml" xmlns:w16cei="http://schemas.microsoft.com/office/word/2026/wordml/cei" xmlns:w16cex="http://schemas.microsoft.com/office/word/2018/wordml/cex" xmlns:w16cid="http://schemas.microsoft.com/office/word/2016/wordml/cid" xmlns:w16="http://schemas.microsoft.com/office/word/2018/wordml" xmlns:w16du="http://schemas.microsoft.com/office/word/2023/wordml/word16du" xmlns:w16sdtdh="http://schemas.microsoft.com/office/word/2020/wordml/sdtdatahash" xmlns:w16sdtfl="http://schemas.microsoft.com/office/word/2024/wordml/sdtformatlock" xmlns:w16se="http://schemas.microsoft.com/office/word/2015/wordml/symex" xmlns:wpg="http://schemas.microsoft.com/office/word/2010/wordprocessingGroup" xmlns:wpi="http://schemas.microsoft.com/office/word/2010/wordprocessingInk" xmlns:wne="http://schemas.microsoft.com/office/word/2006/wordml" xmlns:wps="http://schemas.microsoft.com/office/word/2010/wordprocessingShape" mc:Ignorable="w14 w15 w16se w16cid w16 w16cex w16sdtdh w16sdtfl w16du wp14">
   <w:body>
     <w:p>
       <w:pPr>
@@ -2355,24 +2355,32 @@
           <w:szCs w:val="32"/>
           <w:cs/>
         </w:rPr>
-        <w:t xml:space="preserve"> (</w:t>
-      </w:r>
-      <w:r>
-        <w:rPr>
-          <w:rFonts w:ascii="TH Sarabun New" w:hAnsi="TH Sarabun New" w:cs="TH Sarabun New"/>
-          <w:color w:val="000000" w:themeColor="text1"/>
-          <w:sz w:val="32"/>
-          <w:szCs w:val="32"/>
-        </w:rPr>
-        <w:t>{{applicant_signature_name}</w:t>
-      </w:r>
-      <w:r>
-        <w:rPr>
-          <w:rFonts w:ascii="TH Sarabun New" w:hAnsi="TH Sarabun New" w:cs="TH Sarabun New"/>
-          <w:color w:val="000000" w:themeColor="text1"/>
-          <w:sz w:val="32"/>
-          <w:szCs w:val="32"/>
-          <w:cs/>
+        <w:t xml:space="preserve"> </w:t>
+      </w:r>
+      <w:r>
+        <w:rPr>
+          <w:rFonts w:ascii="TH Sarabun New" w:hAnsi="TH Sarabun New" w:cs="TH Sarabun New"/>
+          <w:color w:val="000000" w:themeColor="text1"/>
+          <w:sz w:val="32"/>
+          <w:szCs w:val="32"/>
+        </w:rPr>
+        <w:t>(</w:t>
+      </w:r>
+      <w:r>
+        <w:rPr>
+          <w:rFonts w:ascii="TH Sarabun New" w:hAnsi="TH Sarabun New" w:cs="TH Sarabun New"/>
+          <w:color w:val="000000" w:themeColor="text1"/>
+          <w:sz w:val="32"/>
+          <w:szCs w:val="32"/>
+        </w:rPr>
+        <w:t>{{applicant_title}}{{applicant_name}}</w:t>
+      </w:r>
+      <w:r>
+        <w:rPr>
+          <w:rFonts w:ascii="TH Sarabun New" w:hAnsi="TH Sarabun New" w:cs="TH Sarabun New"/>
+          <w:color w:val="000000" w:themeColor="text1"/>
+          <w:sz w:val="32"/>
+          <w:szCs w:val="32"/>
         </w:rPr>
         <w:t>)</w:t>
       </w:r>
@@ -2505,7 +2513,16 @@
           <w:sz w:val="32"/>
           <w:szCs w:val="32"/>
         </w:rPr>
-        <w:t>{{</w:t>
+        <w:t>{</w:t>
+      </w:r>
+      <w:r>
+        <w:rPr>
+          <w:rFonts w:ascii="TH Sarabun New" w:hAnsi="TH Sarabun New" w:cs="TH Sarabun New"/>
+          <w:color w:val="000000" w:themeColor="text1"/>
+          <w:sz w:val="32"/>
+          <w:szCs w:val="32"/>
+        </w:rPr>
+        <w:t>{</w:t>
       </w:r>
       <w:r>
         <w:rPr>
@@ -2523,7 +2540,25 @@
           <w:sz w:val="32"/>
           <w:szCs w:val="32"/>
         </w:rPr>
-        <w:t>_signature_name}}</w:t>
+        <w:t>_signature_name</w:t>
+      </w:r>
+      <w:r>
+        <w:rPr>
+          <w:rFonts w:ascii="TH Sarabun New" w:hAnsi="TH Sarabun New" w:cs="TH Sarabun New"/>
+          <w:color w:val="000000" w:themeColor="text1"/>
+          <w:sz w:val="32"/>
+          <w:szCs w:val="32"/>
+        </w:rPr>
+        <w:t>}</w:t>
+      </w:r>
+      <w:r>
+        <w:rPr>
+          <w:rFonts w:ascii="TH Sarabun New" w:hAnsi="TH Sarabun New" w:cs="TH Sarabun New"/>
+          <w:color w:val="000000" w:themeColor="text1"/>
+          <w:sz w:val="32"/>
+          <w:szCs w:val="32"/>
+        </w:rPr>
+        <w:t>}</w:t>
       </w:r>
       <w:r>
         <w:rPr>
@@ -2553,7 +2588,25 @@
           <w:sz w:val="32"/>
           <w:szCs w:val="32"/>
         </w:rPr>
-        <w:t>{{position_title}}</w:t>
+        <w:t>{</w:t>
+      </w:r>
+      <w:r>
+        <w:rPr>
+          <w:rFonts w:ascii="TH Sarabun New" w:hAnsi="TH Sarabun New" w:cs="TH Sarabun New"/>
+          <w:color w:val="000000" w:themeColor="text1"/>
+          <w:sz w:val="32"/>
+          <w:szCs w:val="32"/>
+        </w:rPr>
+        <w:t>{position_title</w:t>
+      </w:r>
+      <w:r>
+        <w:rPr>
+          <w:rFonts w:ascii="TH Sarabun New" w:hAnsi="TH Sarabun New" w:cs="TH Sarabun New"/>
+          <w:color w:val="000000" w:themeColor="text1"/>
+          <w:sz w:val="32"/>
+          <w:szCs w:val="32"/>
+        </w:rPr>
+        <w:t>}}</w:t>
       </w:r>
     </w:p>
     <w:sectPr>
@@ -2567,7 +2620,7 @@
 </file>
 
 <file path=word/numbering.xml><?xml version="1.0" encoding="utf-8"?>
-<w:numbering xmlns:wpc="http://schemas.microsoft.com/office/word/2010/wordprocessingCanvas" xmlns:cx="http://schemas.microsoft.com/office/drawing/2014/chartex" xmlns:cx1="http://schemas.microsoft.com/office/drawing/2015/9/8/chartex" xmlns:cx2="http://schemas.microsoft.com/office/drawing/2015/10/21/chartex" xmlns:cx3="http://schemas.microsoft.com/office/drawing/2016/5/9/chartex" xmlns:cx4="http://schemas.microsoft.com/office/drawing/2016/5/10/chartex" xmlns:cx5="http://schemas.microsoft.com/office/drawing/2016/5/11/chartex" xmlns:cx6="http://schemas.microsoft.com/office/drawing/2016/5/12/chartex" xmlns:cx7="http://schemas.microsoft.com/office/drawing/2016/5/13/chartex" xmlns:cx8="http://schemas.microsoft.com/office/drawing/2016/5/14/chartex" xmlns:mc="http://schemas.openxmlformats.org/markup-compatibility/2006" xmlns:aink="http://schemas.microsoft.com/office/drawing/2016/ink" xmlns:am3d="http://schemas.microsoft.com/office/drawing/2017/model3d" xmlns:o="urn:schemas-microsoft-com:office:office" xmlns:oel="http://schemas.microsoft.com/office/2019/extlst" xmlns:r="http://schemas.openxmlformats.org/officeDocument/2006/relationships" xmlns:m="http://schemas.openxmlformats.org/officeDocument/2006/math" xmlns:v="urn:schemas-microsoft-com:vml" xmlns:wp14="http://schemas.microsoft.com/office/word/2010/wordprocessingDrawing" xmlns:wp="http://schemas.openxmlformats.org/drawingml/2006/wordprocessingDrawing" xmlns:w10="urn:schemas-microsoft-com:office:word" xmlns:w="http://schemas.openxmlformats.org/wordprocessingml/2006/main" xmlns:w14="http://schemas.microsoft.com/office/word/2010/wordml" xmlns:w15="http://schemas.microsoft.com/office/word/2012/wordml" xmlns:w16cex="http://schemas.microsoft.com/office/word/2018/wordml/cex" xmlns:w16cid="http://schemas.microsoft.com/office/word/2016/wordml/cid" xmlns:w16="http://schemas.microsoft.com/office/word/2018/wordml" xmlns:w16du="http://schemas.microsoft.com/office/word/2023/wordml/word16du" xmlns:w16sdtdh="http://schemas.microsoft.com/office/word/2020/wordml/sdtdatahash" xmlns:w16sdtfl="http://schemas.microsoft.com/office/word/2024/wordml/sdtformatlock" xmlns:w16se="http://schemas.microsoft.com/office/word/2015/wordml/symex" xmlns:wpg="http://schemas.microsoft.com/office/word/2010/wordprocessingGroup" xmlns:wpi="http://schemas.microsoft.com/office/word/2010/wordprocessingInk" xmlns:wne="http://schemas.microsoft.com/office/word/2006/wordml" xmlns:wps="http://schemas.microsoft.com/office/word/2010/wordprocessingShape" mc:Ignorable="w14 w15 w16se w16cid w16 w16cex w16sdtdh w16sdtfl w16du wp14">
+<w:numbering xmlns:wpc="http://schemas.microsoft.com/office/word/2010/wordprocessingCanvas" xmlns:cx="http://schemas.microsoft.com/office/drawing/2014/chartex" xmlns:cx1="http://schemas.microsoft.com/office/drawing/2015/9/8/chartex" xmlns:cx2="http://schemas.microsoft.com/office/drawing/2015/10/21/chartex" xmlns:cx3="http://schemas.microsoft.com/office/drawing/2016/5/9/chartex" xmlns:cx4="http://schemas.microsoft.com/office/drawing/2016/5/10/chartex" xmlns:cx5="http://schemas.microsoft.com/office/drawing/2016/5/11/chartex" xmlns:cx6="http://schemas.microsoft.com/office/drawing/2016/5/12/chartex" xmlns:cx7="http://schemas.microsoft.com/office/drawing/2016/5/13/chartex" xmlns:cx8="http://schemas.microsoft.com/office/drawing/2016/5/14/chartex" xmlns:mc="http://schemas.openxmlformats.org/markup-compatibility/2006" xmlns:aink="http://schemas.microsoft.com/office/drawing/2016/ink" xmlns:am3d="http://schemas.microsoft.com/office/drawing/2017/model3d" xmlns:o="urn:schemas-microsoft-com:office:office" xmlns:oel="http://schemas.microsoft.com/office/2019/extlst" xmlns:r="http://schemas.openxmlformats.org/officeDocument/2006/relationships" xmlns:m="http://schemas.openxmlformats.org/officeDocument/2006/math" xmlns:v="urn:schemas-microsoft-com:vml" xmlns:wp14="http://schemas.microsoft.com/office/word/2010/wordprocessingDrawing" xmlns:wp="http://schemas.openxmlformats.org/drawingml/2006/wordprocessingDrawing" xmlns:w10="urn:schemas-microsoft-com:office:word" xmlns:w="http://schemas.openxmlformats.org/wordprocessingml/2006/main" xmlns:w14="http://schemas.microsoft.com/office/word/2010/wordml" xmlns:w15="http://schemas.microsoft.com/office/word/2012/wordml" xmlns:w16cei="http://schemas.microsoft.com/office/word/2026/wordml/cei" xmlns:w16cex="http://schemas.microsoft.com/office/word/2018/wordml/cex" xmlns:w16cid="http://schemas.microsoft.com/office/word/2016/wordml/cid" xmlns:w16="http://schemas.microsoft.com/office/word/2018/wordml" xmlns:w16du="http://schemas.microsoft.com/office/word/2023/wordml/word16du" xmlns:w16sdtdh="http://schemas.microsoft.com/office/word/2020/wordml/sdtdatahash" xmlns:w16sdtfl="http://schemas.microsoft.com/office/word/2024/wordml/sdtformatlock" xmlns:w16se="http://schemas.microsoft.com/office/word/2015/wordml/symex" xmlns:wpg="http://schemas.microsoft.com/office/word/2010/wordprocessingGroup" xmlns:wpi="http://schemas.microsoft.com/office/word/2010/wordprocessingInk" xmlns:wne="http://schemas.microsoft.com/office/word/2006/wordml" xmlns:wps="http://schemas.microsoft.com/office/word/2010/wordprocessingShape" mc:Ignorable="w14 w15 w16se w16cid w16 w16cex w16sdtdh w16sdtfl w16du wp14">
   <w:abstractNum w:abstractNumId="0" w15:restartNumberingAfterBreak="0">
     <w:nsid w:val="076D15A0"/>
     <w:multiLevelType w:val="singleLevel"/>

--- a/HRCP-KKU-Academic/src/main/resources/templates/docx/Phase2/p2doc_6.docx
+++ b/HRCP-KKU-Academic/src/main/resources/templates/docx/Phase2/p2doc_6.docx
@@ -115,6 +115,7 @@
     </w:p>
     <w:p>
       <w:pPr>
+        <w:jc w:val="thaiDistribute"/>
         <w:rPr>
           <w:rFonts w:ascii="TH Sarabun New" w:hAnsi="TH Sarabun New" w:cs="TH Sarabun New"/>
           <w:b/>
@@ -455,6 +456,7 @@
     </w:p>
     <w:p>
       <w:pPr>
+        <w:jc w:val="thaiDistribute"/>
         <w:rPr>
           <w:rFonts w:ascii="TH Sarabun New" w:hAnsi="TH Sarabun New" w:cs="TH Sarabun New"/>
           <w:sz w:val="32"/>
